--- a/docs/deliverables/月下酒馆-安装与使用指南.docx
+++ b/docs/deliverables/月下酒馆-安装与使用指南.docx
@@ -67,7 +67,7 @@
           <w:sz w:val="20"/>
           <w:szCs w:val="20"/>
         </w:rPr>
-        <w:t xml:space="preserve">版本 0.1.0 · 构建 #14</w:t>
+        <w:t xml:space="preserve">版本 0.1.0 · 构建 #17</w:t>
       </w:r>
     </w:p>
     <w:p>
@@ -1390,7 +1390,7 @@
                 <w:sz w:val="18"/>
                 <w:szCs w:val="18"/>
               </w:rPr>
-              <w:t xml:space="preserve">0.1.0（构建 #14）</w:t>
+              <w:t xml:space="preserve">0.1.0（构建 #17）</w:t>
             </w:r>
           </w:p>
         </w:tc>
